--- a/Messages/semaine2.docx
+++ b/Messages/semaine2.docx
@@ -951,13 +951,7 @@
     </w:p>
     <w:p>
       <w:r>
-        <w:t xml:space="preserve">Un coup de chapeau tout particulier à </w:t>
-      </w:r>
-      <w:r>
-        <w:t xml:space="preserve">aux </w:t>
-      </w:r>
-      <w:r>
-        <w:t>groupes qui sont passés à l'action :</w:t>
+        <w:t>Un coup de chapeau tout particulier à aux groupes qui sont passés à l'action :</w:t>
       </w:r>
     </w:p>
     <w:p>
@@ -1067,13 +1061,7 @@
     <w:p>
       <w:r>
         <w:lastRenderedPageBreak/>
-        <w:t xml:space="preserve">Construire </w:t>
-      </w:r>
-      <w:r>
-        <w:t>une stratégie sociale</w:t>
-      </w:r>
-      <w:r>
-        <w:t xml:space="preserve"> media (</w:t>
+        <w:t>Construire une stratégie sociale media (</w:t>
       </w:r>
       <w:proofErr w:type="spellStart"/>
       <w:r>
@@ -1217,6 +1205,387 @@
     </w:p>
     <w:p/>
     <w:p/>
+    <w:p>
+      <w:r>
+        <w:t xml:space="preserve">Bonjour l'équipe ! </w:t>
+      </w:r>
+      <w:r>
+        <w:rPr>
+          <w:rFonts w:ascii="Segoe UI Emoji" w:hAnsi="Segoe UI Emoji" w:cs="Segoe UI Emoji"/>
+        </w:rPr>
+        <w:t>👋</w:t>
+      </w:r>
+    </w:p>
+    <w:p>
+      <w:r>
+        <w:t xml:space="preserve">J'espère que vous allez très bien et que vous commencez ce week-end en pleine forme ! </w:t>
+      </w:r>
+    </w:p>
+    <w:p>
+      <w:r>
+        <w:rPr>
+          <w:rFonts w:ascii="Segoe UI Emoji" w:hAnsi="Segoe UI Emoji" w:cs="Segoe UI Emoji"/>
+        </w:rPr>
+        <w:t>🗓️</w:t>
+      </w:r>
+      <w:r>
+        <w:t xml:space="preserve"> </w:t>
+      </w:r>
+      <w:r>
+        <w:rPr>
+          <w:b/>
+          <w:bCs/>
+        </w:rPr>
+        <w:t xml:space="preserve">Rappel : Notre 2ème session d'accompagnement de la semaine a lieu CE SOIR à </w:t>
+      </w:r>
+      <w:proofErr w:type="spellStart"/>
+      <w:r>
+        <w:rPr>
+          <w:b/>
+          <w:bCs/>
+        </w:rPr>
+        <w:t>17h00</w:t>
+      </w:r>
+      <w:proofErr w:type="spellEnd"/>
+      <w:r>
+        <w:rPr>
+          <w:b/>
+          <w:bCs/>
+        </w:rPr>
+        <w:t xml:space="preserve"> GMT !</w:t>
+      </w:r>
+    </w:p>
+    <w:p>
+      <w:pPr>
+        <w:rPr>
+          <w:rFonts w:ascii="Segoe UI Emoji" w:hAnsi="Segoe UI Emoji" w:cs="Segoe UI Emoji"/>
+        </w:rPr>
+      </w:pPr>
+      <w:r>
+        <w:rPr>
+          <w:b/>
+          <w:bCs/>
+        </w:rPr>
+        <w:t>Au programme ce soir :</w:t>
+      </w:r>
+      <w:r>
+        <w:t xml:space="preserve"> </w:t>
+      </w:r>
+      <w:r>
+        <w:rPr>
+          <w:b/>
+          <w:bCs/>
+        </w:rPr>
+        <w:t>Passage à la pratique avec nos deux groupes :</w:t>
+      </w:r>
+      <w:r>
+        <w:t xml:space="preserve"> </w:t>
+      </w:r>
+    </w:p>
+    <w:p>
+      <w:r>
+        <w:t xml:space="preserve"> </w:t>
+      </w:r>
+      <w:r>
+        <w:rPr>
+          <w:b/>
+          <w:bCs/>
+        </w:rPr>
+        <w:t>Groupe 3</w:t>
+      </w:r>
+      <w:r>
+        <w:rPr>
+          <w:b/>
+          <w:bCs/>
+        </w:rPr>
+        <w:t xml:space="preserve"> </w:t>
+      </w:r>
+      <w:r>
+        <w:t xml:space="preserve">: Les objectifs </w:t>
+      </w:r>
+      <w:r>
+        <w:rPr>
+          <w:b/>
+          <w:bCs/>
+        </w:rPr>
+        <w:t>SMART</w:t>
+      </w:r>
+      <w:r>
+        <w:t xml:space="preserve"> </w:t>
+      </w:r>
+    </w:p>
+    <w:p>
+      <w:r>
+        <w:rPr>
+          <w:b/>
+          <w:bCs/>
+        </w:rPr>
+        <w:t>Groupe 4</w:t>
+      </w:r>
+      <w:r>
+        <w:rPr>
+          <w:b/>
+          <w:bCs/>
+        </w:rPr>
+        <w:t xml:space="preserve"> </w:t>
+      </w:r>
+      <w:r>
+        <w:t xml:space="preserve">: Comparatif </w:t>
+      </w:r>
+      <w:r>
+        <w:rPr>
+          <w:b/>
+          <w:bCs/>
+        </w:rPr>
+        <w:t>Stratégie marketing vs Campagne marketing</w:t>
+      </w:r>
+      <w:r>
+        <w:t xml:space="preserve"> </w:t>
+      </w:r>
+    </w:p>
+    <w:p>
+      <w:r>
+        <w:rPr>
+          <w:rFonts w:ascii="Segoe UI Emoji" w:hAnsi="Segoe UI Emoji" w:cs="Segoe UI Emoji"/>
+        </w:rPr>
+        <w:t>⏱️</w:t>
+      </w:r>
+      <w:r>
+        <w:t xml:space="preserve"> </w:t>
+      </w:r>
+      <w:r>
+        <w:rPr>
+          <w:b/>
+          <w:bCs/>
+        </w:rPr>
+        <w:t>Format :</w:t>
+      </w:r>
+      <w:r>
+        <w:t xml:space="preserve"> 10 minutes de présentation + 5 minutes d'échanges et de questions/réponses avec le groupe.</w:t>
+      </w:r>
+    </w:p>
+    <w:p/>
+    <w:p>
+      <w:r>
+        <w:t>Pensez à vous connecter 5 minutes à l'avance pour tester votre micro et votre connexion.</w:t>
+      </w:r>
+    </w:p>
+    <w:p>
+      <w:r>
+        <w:t xml:space="preserve">À tout à l'heure à </w:t>
+      </w:r>
+      <w:proofErr w:type="spellStart"/>
+      <w:r>
+        <w:t>17h00</w:t>
+      </w:r>
+      <w:proofErr w:type="spellEnd"/>
+      <w:r>
+        <w:t xml:space="preserve"> GMT, soyez au rendez-vous ! </w:t>
+      </w:r>
+    </w:p>
+    <w:p>
+      <w:r>
+        <w:t>Jesse</w:t>
+      </w:r>
+    </w:p>
+    <w:p/>
+    <w:p/>
+    <w:p/>
+    <w:p>
+      <w:r>
+        <w:lastRenderedPageBreak/>
+        <w:t>Bonjour à toutes et à tous,</w:t>
+      </w:r>
+    </w:p>
+    <w:p>
+      <w:r>
+        <w:t>J'espère que vous allez très bien et que vous passez un excellent début de week-end.</w:t>
+      </w:r>
+    </w:p>
+    <w:p>
+      <w:r>
+        <w:t xml:space="preserve">C'est aujourd'hui, </w:t>
+      </w:r>
+      <w:r>
+        <w:rPr>
+          <w:b/>
+          <w:bCs/>
+        </w:rPr>
+        <w:t>samedi 8 août</w:t>
+      </w:r>
+      <w:r>
+        <w:t xml:space="preserve">, que se tient notre seconde session hebdomadaire d'accompagnement en direct. Comme convenu lors de notre dernière rencontre, ce rendez-vous sera consacré aux présentations pratiques des Groupes 3 et 4 sur les thématiques clés de la </w:t>
+      </w:r>
+      <w:r>
+        <w:rPr>
+          <w:b/>
+          <w:bCs/>
+        </w:rPr>
+        <w:t>Séquence 2</w:t>
+      </w:r>
+      <w:r>
+        <w:t>.</w:t>
+      </w:r>
+    </w:p>
+    <w:p>
+      <w:pPr>
+        <w:rPr>
+          <w:b/>
+          <w:bCs/>
+        </w:rPr>
+      </w:pPr>
+      <w:r>
+        <w:rPr>
+          <w:rFonts w:ascii="Segoe UI Emoji" w:hAnsi="Segoe UI Emoji" w:cs="Segoe UI Emoji"/>
+          <w:b/>
+          <w:bCs/>
+        </w:rPr>
+        <w:t>📍</w:t>
+      </w:r>
+      <w:r>
+        <w:rPr>
+          <w:b/>
+          <w:bCs/>
+        </w:rPr>
+        <w:t xml:space="preserve"> Ordre du jour de la session (</w:t>
+      </w:r>
+      <w:proofErr w:type="spellStart"/>
+      <w:r>
+        <w:rPr>
+          <w:b/>
+          <w:bCs/>
+        </w:rPr>
+        <w:t>17h00</w:t>
+      </w:r>
+      <w:proofErr w:type="spellEnd"/>
+      <w:r>
+        <w:rPr>
+          <w:b/>
+          <w:bCs/>
+        </w:rPr>
+        <w:t xml:space="preserve"> GMT)</w:t>
+      </w:r>
+    </w:p>
+    <w:p>
+      <w:pPr>
+        <w:numPr>
+          <w:ilvl w:val="0"/>
+          <w:numId w:val="5"/>
+        </w:numPr>
+      </w:pPr>
+      <w:r>
+        <w:rPr>
+          <w:b/>
+          <w:bCs/>
+        </w:rPr>
+        <w:t>Présentation du Groupe 3</w:t>
+      </w:r>
+      <w:r>
+        <w:rPr>
+          <w:b/>
+          <w:bCs/>
+        </w:rPr>
+        <w:t xml:space="preserve"> </w:t>
+      </w:r>
+      <w:r>
+        <w:rPr>
+          <w:b/>
+          <w:bCs/>
+        </w:rPr>
+        <w:t>:</w:t>
+      </w:r>
+      <w:r>
+        <w:t xml:space="preserve"> Les objectifs SMART.</w:t>
+      </w:r>
+    </w:p>
+    <w:p>
+      <w:pPr>
+        <w:numPr>
+          <w:ilvl w:val="0"/>
+          <w:numId w:val="5"/>
+        </w:numPr>
+      </w:pPr>
+      <w:r>
+        <w:rPr>
+          <w:b/>
+          <w:bCs/>
+        </w:rPr>
+        <w:t>Présentation du Groupe 4 :</w:t>
+      </w:r>
+      <w:r>
+        <w:t xml:space="preserve"> Comparatif entre stratégie marketing et campagne marketing.</w:t>
+      </w:r>
+    </w:p>
+    <w:p>
+      <w:pPr>
+        <w:numPr>
+          <w:ilvl w:val="0"/>
+          <w:numId w:val="5"/>
+        </w:numPr>
+      </w:pPr>
+      <w:r>
+        <w:rPr>
+          <w:b/>
+          <w:bCs/>
+        </w:rPr>
+        <w:t>Échanges et débats :</w:t>
+      </w:r>
+      <w:r>
+        <w:t xml:space="preserve"> Un temps d'interaction de 5 minutes après chaque passage pour poser vos questions et enrichir le sujet.</w:t>
+      </w:r>
+    </w:p>
+    <w:p>
+      <w:r>
+        <w:t>Pensez à vous connecter quelques minutes avant le lancement afin de vérifier votre matériel (micro et connexion internet).</w:t>
+      </w:r>
+    </w:p>
+    <w:p>
+      <w:r>
+        <w:t>Je vous attends nombreux pour encourager nos exposants du jour et faire vivre nos échanges !</w:t>
+      </w:r>
+    </w:p>
+    <w:p>
+      <w:r>
+        <w:t>À tout à l'heure en direct,</w:t>
+      </w:r>
+    </w:p>
+    <w:p/>
+    <w:p>
+      <w:pPr>
+        <w:spacing w:after="0"/>
+      </w:pPr>
+      <w:r>
+        <w:rPr>
+          <w:b/>
+          <w:bCs/>
+        </w:rPr>
+        <w:t>ADIRIGNO OGOULA Jesse</w:t>
+      </w:r>
+    </w:p>
+    <w:p>
+      <w:pPr>
+        <w:spacing w:after="0"/>
+      </w:pPr>
+      <w:r>
+        <w:t>Tuteur en Marketing Numérique</w:t>
+      </w:r>
+    </w:p>
+    <w:p>
+      <w:pPr>
+        <w:spacing w:after="0"/>
+      </w:pPr>
+      <w:r>
+        <w:t>Projet « D-CLIC, formez-vous au numérique avec l’</w:t>
+      </w:r>
+      <w:proofErr w:type="spellStart"/>
+      <w:r>
+        <w:t>OIF</w:t>
+      </w:r>
+      <w:proofErr w:type="spellEnd"/>
+      <w:r>
+        <w:t xml:space="preserve"> »</w:t>
+      </w:r>
+    </w:p>
     <w:p/>
     <w:p/>
     <w:p/>
@@ -1348,6 +1717,155 @@
     </w:lvl>
   </w:abstractNum>
   <w:abstractNum w:abstractNumId="1" w15:restartNumberingAfterBreak="0">
+    <w:nsid w:val="0D98380E"/>
+    <w:multiLevelType w:val="multilevel"/>
+    <w:tmpl w:val="699A9926"/>
+    <w:lvl w:ilvl="0">
+      <w:start w:val="1"/>
+      <w:numFmt w:val="bullet"/>
+      <w:lvlText w:val=""/>
+      <w:lvlJc w:val="left"/>
+      <w:pPr>
+        <w:tabs>
+          <w:tab w:val="num" w:pos="720"/>
+        </w:tabs>
+        <w:ind w:left="720" w:hanging="360"/>
+      </w:pPr>
+      <w:rPr>
+        <w:rFonts w:ascii="Symbol" w:hAnsi="Symbol" w:hint="default"/>
+        <w:sz w:val="20"/>
+      </w:rPr>
+    </w:lvl>
+    <w:lvl w:ilvl="1" w:tentative="1">
+      <w:start w:val="1"/>
+      <w:numFmt w:val="bullet"/>
+      <w:lvlText w:val="o"/>
+      <w:lvlJc w:val="left"/>
+      <w:pPr>
+        <w:tabs>
+          <w:tab w:val="num" w:pos="1440"/>
+        </w:tabs>
+        <w:ind w:left="1440" w:hanging="360"/>
+      </w:pPr>
+      <w:rPr>
+        <w:rFonts w:ascii="Courier New" w:hAnsi="Courier New" w:hint="default"/>
+        <w:sz w:val="20"/>
+      </w:rPr>
+    </w:lvl>
+    <w:lvl w:ilvl="2" w:tentative="1">
+      <w:start w:val="1"/>
+      <w:numFmt w:val="bullet"/>
+      <w:lvlText w:val=""/>
+      <w:lvlJc w:val="left"/>
+      <w:pPr>
+        <w:tabs>
+          <w:tab w:val="num" w:pos="2160"/>
+        </w:tabs>
+        <w:ind w:left="2160" w:hanging="360"/>
+      </w:pPr>
+      <w:rPr>
+        <w:rFonts w:ascii="Wingdings" w:hAnsi="Wingdings" w:hint="default"/>
+        <w:sz w:val="20"/>
+      </w:rPr>
+    </w:lvl>
+    <w:lvl w:ilvl="3" w:tentative="1">
+      <w:start w:val="1"/>
+      <w:numFmt w:val="bullet"/>
+      <w:lvlText w:val=""/>
+      <w:lvlJc w:val="left"/>
+      <w:pPr>
+        <w:tabs>
+          <w:tab w:val="num" w:pos="2880"/>
+        </w:tabs>
+        <w:ind w:left="2880" w:hanging="360"/>
+      </w:pPr>
+      <w:rPr>
+        <w:rFonts w:ascii="Wingdings" w:hAnsi="Wingdings" w:hint="default"/>
+        <w:sz w:val="20"/>
+      </w:rPr>
+    </w:lvl>
+    <w:lvl w:ilvl="4" w:tentative="1">
+      <w:start w:val="1"/>
+      <w:numFmt w:val="bullet"/>
+      <w:lvlText w:val=""/>
+      <w:lvlJc w:val="left"/>
+      <w:pPr>
+        <w:tabs>
+          <w:tab w:val="num" w:pos="3600"/>
+        </w:tabs>
+        <w:ind w:left="3600" w:hanging="360"/>
+      </w:pPr>
+      <w:rPr>
+        <w:rFonts w:ascii="Wingdings" w:hAnsi="Wingdings" w:hint="default"/>
+        <w:sz w:val="20"/>
+      </w:rPr>
+    </w:lvl>
+    <w:lvl w:ilvl="5" w:tentative="1">
+      <w:start w:val="1"/>
+      <w:numFmt w:val="bullet"/>
+      <w:lvlText w:val=""/>
+      <w:lvlJc w:val="left"/>
+      <w:pPr>
+        <w:tabs>
+          <w:tab w:val="num" w:pos="4320"/>
+        </w:tabs>
+        <w:ind w:left="4320" w:hanging="360"/>
+      </w:pPr>
+      <w:rPr>
+        <w:rFonts w:ascii="Wingdings" w:hAnsi="Wingdings" w:hint="default"/>
+        <w:sz w:val="20"/>
+      </w:rPr>
+    </w:lvl>
+    <w:lvl w:ilvl="6" w:tentative="1">
+      <w:start w:val="1"/>
+      <w:numFmt w:val="bullet"/>
+      <w:lvlText w:val=""/>
+      <w:lvlJc w:val="left"/>
+      <w:pPr>
+        <w:tabs>
+          <w:tab w:val="num" w:pos="5040"/>
+        </w:tabs>
+        <w:ind w:left="5040" w:hanging="360"/>
+      </w:pPr>
+      <w:rPr>
+        <w:rFonts w:ascii="Wingdings" w:hAnsi="Wingdings" w:hint="default"/>
+        <w:sz w:val="20"/>
+      </w:rPr>
+    </w:lvl>
+    <w:lvl w:ilvl="7" w:tentative="1">
+      <w:start w:val="1"/>
+      <w:numFmt w:val="bullet"/>
+      <w:lvlText w:val=""/>
+      <w:lvlJc w:val="left"/>
+      <w:pPr>
+        <w:tabs>
+          <w:tab w:val="num" w:pos="5760"/>
+        </w:tabs>
+        <w:ind w:left="5760" w:hanging="360"/>
+      </w:pPr>
+      <w:rPr>
+        <w:rFonts w:ascii="Wingdings" w:hAnsi="Wingdings" w:hint="default"/>
+        <w:sz w:val="20"/>
+      </w:rPr>
+    </w:lvl>
+    <w:lvl w:ilvl="8" w:tentative="1">
+      <w:start w:val="1"/>
+      <w:numFmt w:val="bullet"/>
+      <w:lvlText w:val=""/>
+      <w:lvlJc w:val="left"/>
+      <w:pPr>
+        <w:tabs>
+          <w:tab w:val="num" w:pos="6480"/>
+        </w:tabs>
+        <w:ind w:left="6480" w:hanging="360"/>
+      </w:pPr>
+      <w:rPr>
+        <w:rFonts w:ascii="Wingdings" w:hAnsi="Wingdings" w:hint="default"/>
+        <w:sz w:val="20"/>
+      </w:rPr>
+    </w:lvl>
+  </w:abstractNum>
+  <w:abstractNum w:abstractNumId="2" w15:restartNumberingAfterBreak="0">
     <w:nsid w:val="47997554"/>
     <w:multiLevelType w:val="hybridMultilevel"/>
     <w:tmpl w:val="D6DEAB56"/>
@@ -1460,7 +1978,7 @@
       </w:rPr>
     </w:lvl>
   </w:abstractNum>
-  <w:abstractNum w:abstractNumId="2" w15:restartNumberingAfterBreak="0">
+  <w:abstractNum w:abstractNumId="3" w15:restartNumberingAfterBreak="0">
     <w:nsid w:val="4CDB31D9"/>
     <w:multiLevelType w:val="hybridMultilevel"/>
     <w:tmpl w:val="0A50DA02"/>
@@ -1573,7 +2091,7 @@
       </w:rPr>
     </w:lvl>
   </w:abstractNum>
-  <w:abstractNum w:abstractNumId="3" w15:restartNumberingAfterBreak="0">
+  <w:abstractNum w:abstractNumId="4" w15:restartNumberingAfterBreak="0">
     <w:nsid w:val="6C234CEF"/>
     <w:multiLevelType w:val="multilevel"/>
     <w:tmpl w:val="4C387B28"/>
@@ -1686,16 +2204,135 @@
       </w:pPr>
     </w:lvl>
   </w:abstractNum>
+  <w:abstractNum w:abstractNumId="5" w15:restartNumberingAfterBreak="0">
+    <w:nsid w:val="71995CCF"/>
+    <w:multiLevelType w:val="multilevel"/>
+    <w:tmpl w:val="7EB68B56"/>
+    <w:lvl w:ilvl="0">
+      <w:start w:val="1"/>
+      <w:numFmt w:val="decimal"/>
+      <w:lvlText w:val="%1."/>
+      <w:lvlJc w:val="left"/>
+      <w:pPr>
+        <w:tabs>
+          <w:tab w:val="num" w:pos="720"/>
+        </w:tabs>
+        <w:ind w:left="720" w:hanging="360"/>
+      </w:pPr>
+    </w:lvl>
+    <w:lvl w:ilvl="1" w:tentative="1">
+      <w:start w:val="1"/>
+      <w:numFmt w:val="decimal"/>
+      <w:lvlText w:val="%2."/>
+      <w:lvlJc w:val="left"/>
+      <w:pPr>
+        <w:tabs>
+          <w:tab w:val="num" w:pos="1440"/>
+        </w:tabs>
+        <w:ind w:left="1440" w:hanging="360"/>
+      </w:pPr>
+    </w:lvl>
+    <w:lvl w:ilvl="2" w:tentative="1">
+      <w:start w:val="1"/>
+      <w:numFmt w:val="decimal"/>
+      <w:lvlText w:val="%3."/>
+      <w:lvlJc w:val="left"/>
+      <w:pPr>
+        <w:tabs>
+          <w:tab w:val="num" w:pos="2160"/>
+        </w:tabs>
+        <w:ind w:left="2160" w:hanging="360"/>
+      </w:pPr>
+    </w:lvl>
+    <w:lvl w:ilvl="3" w:tentative="1">
+      <w:start w:val="1"/>
+      <w:numFmt w:val="decimal"/>
+      <w:lvlText w:val="%4."/>
+      <w:lvlJc w:val="left"/>
+      <w:pPr>
+        <w:tabs>
+          <w:tab w:val="num" w:pos="2880"/>
+        </w:tabs>
+        <w:ind w:left="2880" w:hanging="360"/>
+      </w:pPr>
+    </w:lvl>
+    <w:lvl w:ilvl="4" w:tentative="1">
+      <w:start w:val="1"/>
+      <w:numFmt w:val="decimal"/>
+      <w:lvlText w:val="%5."/>
+      <w:lvlJc w:val="left"/>
+      <w:pPr>
+        <w:tabs>
+          <w:tab w:val="num" w:pos="3600"/>
+        </w:tabs>
+        <w:ind w:left="3600" w:hanging="360"/>
+      </w:pPr>
+    </w:lvl>
+    <w:lvl w:ilvl="5" w:tentative="1">
+      <w:start w:val="1"/>
+      <w:numFmt w:val="decimal"/>
+      <w:lvlText w:val="%6."/>
+      <w:lvlJc w:val="left"/>
+      <w:pPr>
+        <w:tabs>
+          <w:tab w:val="num" w:pos="4320"/>
+        </w:tabs>
+        <w:ind w:left="4320" w:hanging="360"/>
+      </w:pPr>
+    </w:lvl>
+    <w:lvl w:ilvl="6" w:tentative="1">
+      <w:start w:val="1"/>
+      <w:numFmt w:val="decimal"/>
+      <w:lvlText w:val="%7."/>
+      <w:lvlJc w:val="left"/>
+      <w:pPr>
+        <w:tabs>
+          <w:tab w:val="num" w:pos="5040"/>
+        </w:tabs>
+        <w:ind w:left="5040" w:hanging="360"/>
+      </w:pPr>
+    </w:lvl>
+    <w:lvl w:ilvl="7" w:tentative="1">
+      <w:start w:val="1"/>
+      <w:numFmt w:val="decimal"/>
+      <w:lvlText w:val="%8."/>
+      <w:lvlJc w:val="left"/>
+      <w:pPr>
+        <w:tabs>
+          <w:tab w:val="num" w:pos="5760"/>
+        </w:tabs>
+        <w:ind w:left="5760" w:hanging="360"/>
+      </w:pPr>
+    </w:lvl>
+    <w:lvl w:ilvl="8" w:tentative="1">
+      <w:start w:val="1"/>
+      <w:numFmt w:val="decimal"/>
+      <w:lvlText w:val="%9."/>
+      <w:lvlJc w:val="left"/>
+      <w:pPr>
+        <w:tabs>
+          <w:tab w:val="num" w:pos="6480"/>
+        </w:tabs>
+        <w:ind w:left="6480" w:hanging="360"/>
+      </w:pPr>
+    </w:lvl>
+  </w:abstractNum>
   <w:num w:numId="1" w16cid:durableId="317656479">
-    <w:abstractNumId w:val="3"/>
+    <w:abstractNumId w:val="4"/>
   </w:num>
   <w:num w:numId="2" w16cid:durableId="627593324">
     <w:abstractNumId w:val="0"/>
   </w:num>
   <w:num w:numId="3" w16cid:durableId="850486807">
+    <w:abstractNumId w:val="3"/>
+  </w:num>
+  <w:num w:numId="4" w16cid:durableId="654453070">
     <w:abstractNumId w:val="2"/>
   </w:num>
-  <w:num w:numId="4" w16cid:durableId="654453070">
+  <w:num w:numId="5" w16cid:durableId="2095979638">
+    <w:abstractNumId w:val="5"/>
+  </w:num>
+  <w:num w:numId="6" w16cid:durableId="1565485361">
     <w:abstractNumId w:val="1"/>
   </w:num>
 </w:numbering>
@@ -2303,7 +2940,6 @@
   <w:style w:type="character" w:default="1" w:styleId="Policepardfaut">
     <w:name w:val="Default Paragraph Font"/>
     <w:uiPriority w:val="1"/>
-    <w:semiHidden/>
     <w:unhideWhenUsed/>
   </w:style>
   <w:style w:type="table" w:default="1" w:styleId="TableauNormal">
